--- a/docx/word/15_轴承寿命预测与故障诊断系统_集成测试报告_zyj.docx
+++ b/docx/word/15_轴承寿命预测与故障诊断系统_集成测试报告_zyj.docx
@@ -2,7 +2,7 @@
 <file path=word/document.xml><?xml version="1.0" encoding="utf-8"?>
 <w:document xmlns:w="http://schemas.openxmlformats.org/wordprocessingml/2006/main" xmlns:m="http://schemas.openxmlformats.org/officeDocument/2006/math" xmlns:r="http://schemas.openxmlformats.org/officeDocument/2006/relationships" xmlns:o="urn:schemas-microsoft-com:office:office" xmlns:v="urn:schemas-microsoft-com:vml" xmlns:w10="urn:schemas-microsoft-com:office:word" xmlns:a="http://schemas.openxmlformats.org/drawingml/2006/main" xmlns:pic="http://schemas.openxmlformats.org/drawingml/2006/picture" xmlns:wp="http://schemas.openxmlformats.org/drawingml/2006/wordprocessingDrawing">
   <w:body>
-    <w:bookmarkStart w:id="27" w:name="轴承寿命预测与故障诊断系统集成测试报告"/>
+    <w:bookmarkStart w:id="29" w:name="轴承寿命预测与故障诊断系统集成测试报告"/>
     <w:p>
       <w:pPr>
         <w:pStyle w:val="Heading1"/>
@@ -337,6 +337,52 @@
               <w:jc w:val="left"/>
             </w:pPr>
             <w:r>
+              <w:t xml:space="preserve">Benchmark</w:t>
+            </w:r>
+          </w:p>
+        </w:tc>
+        <w:tc>
+          <w:p>
+            <w:pPr>
+              <w:pStyle w:val="Compact"/>
+              <w:jc w:val="left"/>
+            </w:pPr>
+            <w:r>
+              <w:t xml:space="preserve">统一 split 与特征缓存</w:t>
+            </w:r>
+          </w:p>
+        </w:tc>
+        <w:tc>
+          <w:p>
+            <w:pPr>
+              <w:pStyle w:val="Compact"/>
+              <w:jc w:val="left"/>
+            </w:pPr>
+            <w:r>
+              <w:t xml:space="preserve">baseline 指标表和对比图</w:t>
+            </w:r>
+          </w:p>
+        </w:tc>
+        <w:tc>
+          <w:p>
+            <w:pPr>
+              <w:pStyle w:val="Compact"/>
+              <w:jc w:val="left"/>
+            </w:pPr>
+            <w:r>
+              <w:t xml:space="preserve">通过</w:t>
+            </w:r>
+          </w:p>
+        </w:tc>
+      </w:tr>
+      <w:tr>
+        <w:tc>
+          <w:p>
+            <w:pPr>
+              <w:pStyle w:val="Compact"/>
+              <w:jc w:val="left"/>
+            </w:pPr>
+            <w:r>
               <w:t xml:space="preserve">文档生成</w:t>
             </w:r>
           </w:p>
@@ -377,7 +423,7 @@
       </w:tr>
     </w:tbl>
     <w:bookmarkEnd w:id="20"/>
-    <w:bookmarkStart w:id="23" w:name="rul-集成结果"/>
+    <w:bookmarkStart w:id="24" w:name="rul-集成结果"/>
     <w:p>
       <w:pPr>
         <w:pStyle w:val="Heading2"/>
@@ -393,14 +439,14 @@
       <w:r>
         <w:drawing>
           <wp:inline>
-            <wp:extent cx="5334000" cy="2864237"/>
+            <wp:extent cx="5334000" cy="4953000"/>
             <wp:effectExtent b="0" l="0" r="0" t="0"/>
-            <wp:docPr descr="PHM2012 RUL 指标图" title="" id="1" name="Picture"/>
+            <wp:docPr descr="PHM2012 RUL 预测曲线" title="" id="1" name="Picture"/>
             <a:graphic>
               <a:graphicData uri="http://schemas.openxmlformats.org/drawingml/2006/picture">
                 <pic:pic>
                   <pic:nvPicPr>
-                    <pic:cNvPr descr="../img/phm2012_rul_metrics.png" id="0" name="Picture"/>
+                    <pic:cNvPr descr="../img/phm2012_rul_prediction_curves.png" id="0" name="Picture"/>
                     <pic:cNvPicPr>
                       <a:picLocks noChangeArrowheads="1" noChangeAspect="1"/>
                     </pic:cNvPicPr>
@@ -414,7 +460,7 @@
                   <pic:spPr bwMode="auto">
                     <a:xfrm>
                       <a:off x="0" y="0"/>
-                      <a:ext cx="5334000" cy="2864237"/>
+                      <a:ext cx="5334000" cy="4953000"/>
                     </a:xfrm>
                     <a:prstGeom prst="rect">
                       <a:avLst/>
@@ -438,7 +484,7 @@
         <w:pStyle w:val="ImageCaption"/>
       </w:pPr>
       <w:r>
-        <w:t xml:space="preserve">PHM2012 RUL 指标图</w:t>
+        <w:t xml:space="preserve">PHM2012 RUL 预测曲线</w:t>
       </w:r>
     </w:p>
     <w:p>
@@ -448,7 +494,7 @@
       <w:r>
         <w:drawing>
           <wp:inline>
-            <wp:extent cx="5334000" cy="2799428"/>
+            <wp:extent cx="5334000" cy="3048000"/>
             <wp:effectExtent b="0" l="0" r="0" t="0"/>
             <wp:docPr descr="训练/验证指标图" title="" id="1" name="Picture"/>
             <a:graphic>
@@ -469,7 +515,7 @@
                   <pic:spPr bwMode="auto">
                     <a:xfrm>
                       <a:off x="0" y="0"/>
-                      <a:ext cx="5334000" cy="2799428"/>
+                      <a:ext cx="5334000" cy="3048000"/>
                     </a:xfrm>
                     <a:prstGeom prst="rect">
                       <a:avLst/>
@@ -496,16 +542,6 @@
         <w:t xml:space="preserve">训练/验证指标图</w:t>
       </w:r>
     </w:p>
-    <w:bookmarkEnd w:id="23"/>
-    <w:bookmarkStart w:id="25" w:name="故障诊断集成结果"/>
-    <w:p>
-      <w:pPr>
-        <w:pStyle w:val="Heading2"/>
-      </w:pPr>
-      <w:r>
-        <w:t xml:space="preserve">故障诊断集成结果</w:t>
-      </w:r>
-    </w:p>
     <w:p>
       <w:pPr>
         <w:pStyle w:val="CaptionedFigure"/>
@@ -513,20 +549,20 @@
       <w:r>
         <w:drawing>
           <wp:inline>
-            <wp:extent cx="5334000" cy="3969977"/>
+            <wp:extent cx="5334000" cy="2800349"/>
             <wp:effectExtent b="0" l="0" r="0" t="0"/>
-            <wp:docPr descr="XJTU-SY 混淆矩阵热力图" title="" id="1" name="Picture"/>
+            <wp:docPr descr="RUL Baseline 对比" title="" id="1" name="Picture"/>
             <a:graphic>
               <a:graphicData uri="http://schemas.openxmlformats.org/drawingml/2006/picture">
                 <pic:pic>
                   <pic:nvPicPr>
-                    <pic:cNvPr descr="../img/xjtu_confusion_matrix.png" id="0" name="Picture"/>
+                    <pic:cNvPr descr="../img/rul_benchmark.png" id="0" name="Picture"/>
                     <pic:cNvPicPr>
                       <a:picLocks noChangeArrowheads="1" noChangeAspect="1"/>
                     </pic:cNvPicPr>
                   </pic:nvPicPr>
                   <pic:blipFill>
-                    <a:blip r:embed="rId24"/>
+                    <a:blip r:embed="rId23"/>
                     <a:stretch>
                       <a:fillRect/>
                     </a:stretch>
@@ -534,7 +570,7 @@
                   <pic:spPr bwMode="auto">
                     <a:xfrm>
                       <a:off x="0" y="0"/>
-                      <a:ext cx="5334000" cy="3969977"/>
+                      <a:ext cx="5334000" cy="2800349"/>
                     </a:xfrm>
                     <a:prstGeom prst="rect">
                       <a:avLst/>
@@ -558,11 +594,131 @@
         <w:pStyle w:val="ImageCaption"/>
       </w:pPr>
       <w:r>
+        <w:t xml:space="preserve">RUL Baseline 对比</w:t>
+      </w:r>
+    </w:p>
+    <w:bookmarkEnd w:id="24"/>
+    <w:bookmarkStart w:id="27" w:name="故障诊断集成结果"/>
+    <w:p>
+      <w:pPr>
+        <w:pStyle w:val="Heading2"/>
+      </w:pPr>
+      <w:r>
+        <w:t xml:space="preserve">故障诊断集成结果</w:t>
+      </w:r>
+    </w:p>
+    <w:p>
+      <w:pPr>
+        <w:pStyle w:val="CaptionedFigure"/>
+      </w:pPr>
+      <w:r>
+        <w:drawing>
+          <wp:inline>
+            <wp:extent cx="4389120" cy="3657600"/>
+            <wp:effectExtent b="0" l="0" r="0" t="0"/>
+            <wp:docPr descr="XJTU-SY 混淆矩阵热力图" title="" id="1" name="Picture"/>
+            <a:graphic>
+              <a:graphicData uri="http://schemas.openxmlformats.org/drawingml/2006/picture">
+                <pic:pic>
+                  <pic:nvPicPr>
+                    <pic:cNvPr descr="../img/xjtu_confusion_matrix.png" id="0" name="Picture"/>
+                    <pic:cNvPicPr>
+                      <a:picLocks noChangeArrowheads="1" noChangeAspect="1"/>
+                    </pic:cNvPicPr>
+                  </pic:nvPicPr>
+                  <pic:blipFill>
+                    <a:blip r:embed="rId25"/>
+                    <a:stretch>
+                      <a:fillRect/>
+                    </a:stretch>
+                  </pic:blipFill>
+                  <pic:spPr bwMode="auto">
+                    <a:xfrm>
+                      <a:off x="0" y="0"/>
+                      <a:ext cx="4389120" cy="3657600"/>
+                    </a:xfrm>
+                    <a:prstGeom prst="rect">
+                      <a:avLst/>
+                    </a:prstGeom>
+                    <a:noFill/>
+                    <a:ln w="9525">
+                      <a:noFill/>
+                      <a:headEnd/>
+                      <a:tailEnd/>
+                    </a:ln>
+                  </pic:spPr>
+                </pic:pic>
+              </a:graphicData>
+            </a:graphic>
+          </wp:inline>
+        </w:drawing>
+      </w:r>
+    </w:p>
+    <w:p>
+      <w:pPr>
+        <w:pStyle w:val="ImageCaption"/>
+      </w:pPr>
+      <w:r>
         <w:t xml:space="preserve">XJTU-SY 混淆矩阵热力图</w:t>
       </w:r>
     </w:p>
-    <w:bookmarkEnd w:id="25"/>
-    <w:bookmarkStart w:id="26" w:name="结论"/>
+    <w:p>
+      <w:pPr>
+        <w:pStyle w:val="CaptionedFigure"/>
+      </w:pPr>
+      <w:r>
+        <w:drawing>
+          <wp:inline>
+            <wp:extent cx="5334000" cy="2800349"/>
+            <wp:effectExtent b="0" l="0" r="0" t="0"/>
+            <wp:docPr descr="Fault Baseline 对比" title="" id="1" name="Picture"/>
+            <a:graphic>
+              <a:graphicData uri="http://schemas.openxmlformats.org/drawingml/2006/picture">
+                <pic:pic>
+                  <pic:nvPicPr>
+                    <pic:cNvPr descr="../img/fault_benchmark.png" id="0" name="Picture"/>
+                    <pic:cNvPicPr>
+                      <a:picLocks noChangeArrowheads="1" noChangeAspect="1"/>
+                    </pic:cNvPicPr>
+                  </pic:nvPicPr>
+                  <pic:blipFill>
+                    <a:blip r:embed="rId26"/>
+                    <a:stretch>
+                      <a:fillRect/>
+                    </a:stretch>
+                  </pic:blipFill>
+                  <pic:spPr bwMode="auto">
+                    <a:xfrm>
+                      <a:off x="0" y="0"/>
+                      <a:ext cx="5334000" cy="2800349"/>
+                    </a:xfrm>
+                    <a:prstGeom prst="rect">
+                      <a:avLst/>
+                    </a:prstGeom>
+                    <a:noFill/>
+                    <a:ln w="9525">
+                      <a:noFill/>
+                      <a:headEnd/>
+                      <a:tailEnd/>
+                    </a:ln>
+                  </pic:spPr>
+                </pic:pic>
+              </a:graphicData>
+            </a:graphic>
+          </wp:inline>
+        </w:drawing>
+      </w:r>
+    </w:p>
+    <w:p>
+      <w:pPr>
+        <w:pStyle w:val="ImageCaption"/>
+      </w:pPr>
+      <w:r>
+        <w:t xml:space="preserve">Fault Baseline 对比</w:t>
+      </w:r>
+    </w:p>
+    <w:bookmarkEnd w:id="27"/>
+    <w:bookmarkStart w:id="28" w:name="结论"/>
     <w:p>
       <w:pPr>
         <w:pStyle w:val="Heading2"/>
@@ -579,8 +735,8 @@
         <w:t xml:space="preserve">两个主线实验均能从真实数据入口进入特征工程、模型训练、指标评估和图表展示。集成测试结论为通过，但 RUL 指标应在答辩中按本地复现口径如实解释。</w:t>
       </w:r>
     </w:p>
-    <w:bookmarkEnd w:id="26"/>
-    <w:bookmarkEnd w:id="27"/>
+    <w:bookmarkEnd w:id="28"/>
+    <w:bookmarkEnd w:id="29"/>
     <w:sectPr/>
   </w:body>
 </w:document>
